--- a/NEON_v2/papers/UNIFIED/MANUSCRIPT_v4_final.docx
+++ b/NEON_v2/papers/UNIFIED/MANUSCRIPT_v4_final.docx
@@ -500,7 +500,7 @@
         <w:pStyle w:val="BodyText"/>
       </w:pPr>
       <w:r>
-        <w:t xml:space="preserve">The plot-level diagnostic confirmed why productivity belongs at the site scale. Forced into the plot-level model, the productivity block added little (ΔR² = 0.003–0.012, all p &gt; 0.18 with PML V2.2a), and its only non-trivial component, for turnover, was consistent with statistical suppression: MODIS and PML took strongly opposing signs in the joint model (MODIS β = −0.24, p = 0.04; PML β = +0.36, p = 0.02) despite being correlated at r = 0.85, whereas neither was clearly associated with turnover on its own (MODIS β = −0.01, p = 0.83; PML β = +0.06, p = 0.13) (Table S7). These opposing product-specific coefficients preclude a directional ecological interpretation. We therefore analyse productivity only at the site scale, and we regard the grain difference as part of the ecological signal rather than a data limitation: canopy structure and its dynamics inform diversity at the plot grain, whereas, in our data, the productivity signal operated primarily at the site grain.</w:t>
+        <w:t xml:space="preserve">The plot-level diagnostic confirmed why productivity belongs at the site scale. Forced into the plot-level model, the productivity block added little (ΔR² = 0.003–0.012, all p &gt; 0.18 with PML V2.2a), and its only non-trivial component, for turnover, was consistent with statistical suppression: MODIS and PML took opposing signs with inflated magnitudes when entered jointly (MODIS β = −0.23, p = 0.054; PML β = +0.37, p = 0.040) despite being correlated at r = 0.87, whereas neither was associated with turnover on its own (MODIS β = −0.03, p = 0.85; PML β = +0.27, p = 0.15; all coefficients fully standardized) (Table S7). These opposing product-specific coefficients preclude a directional ecological interpretation. We therefore analyse productivity only at the site scale, and we regard the grain difference as part of the ecological signal rather than a data limitation: canopy structure and its dynamics inform diversity at the plot grain, whereas, in our data, the productivity signal operated primarily at the site grain.</w:t>
       </w:r>
     </w:p>
     <w:bookmarkEnd w:id="22"/>

--- a/NEON_v2/papers/UNIFIED/MANUSCRIPT_v4_final.docx
+++ b/NEON_v2/papers/UNIFIED/MANUSCRIPT_v4_final.docx
@@ -228,7 +228,7 @@
         <w:pStyle w:val="BodyText"/>
       </w:pPr>
       <w:r>
-        <w:t xml:space="preserve">Ecosystem productivity: We used three independent estimates of gross primary productivity (GPP), none derived from vegetation greenness indices. Two are satellite-constrained model products extracted at plot coordinates via Google Earth Engine: annual MODIS MOD17 GPP (MOD17A3HGF, Collection 6.1; 500 m), averaged over available years, and Penman–Monteith–Leuning PML-V2 GPP (V2.2a; 8-day, 500 m), for which we extracted the full 2000–2024 annual series and summarized the multi-year mean, interannual trend, and SD. The third is directly measured eddy-covariance GPP from NEON flux towers (AmeriFlux FLUXNET-1F, variable GPP_NT_VUT_REF), available as a site-level multi-year mean for 22 of the 26 sites (LENO, ORNL, SOAP, and TEAK lacked a processed record). No imputation was performed. The boreal Alaska towers extend the tower-GPP gradient down to ~380–540 gC m⁻² yr⁻¹, roughly a quarter of the most productive temperate sites (~2,350 gC m⁻² yr⁻¹).</w:t>
+        <w:t xml:space="preserve">Ecosystem productivity: We used independent estimates of gross primary productivity (GPP) rather than vegetation greenness. The satellite product carried through the analyses is Penman–Monteith–Leuning PML-V2 GPP (V2.2a; 8-day, 500 m), extracted at plot coordinates via Google Earth Engine as the full 2000–2024 annual series and summarized as the multi-year mean, interannual trend, and SD. MODIS MOD17 GPP (MOD17A3HGF, Collection 6.1; 500 m) was also extracted, but only one satellite product is retained in the models: the two are near-identical at plot level (r = 0.87), so including both induces collinearity without adding information. PML-V2 was chosen a priori because it is calibrated against eddy-covariance flux observations — the same measurement our gold standard rests on — whereas the MOD17 light-use-efficiency formulation is driven by fPAR, a greenness-derived quantity that this study deliberately avoids. MOD17 is reported as a cross-check in the Supplement (Table S9). The third is directly measured eddy-covariance GPP from NEON flux towers (AmeriFlux FLUXNET-1F, variable GPP_NT_VUT_REF), available as a site-level multi-year mean for 22 of the 26 sites (LENO, ORNL, SOAP, and TEAK lacked a processed record). No imputation was performed. The boreal Alaska towers extend the tower-GPP gradient down to ~380–540 gC m⁻² yr⁻¹, roughly a quarter of the most productive temperate sites (~2,350 gC m⁻² yr⁻¹).</w:t>
       </w:r>
     </w:p>
     <w:bookmarkEnd w:id="14"/>
@@ -316,7 +316,7 @@
         <w:pStyle w:val="BodyText"/>
       </w:pPr>
       <w:r>
-        <w:t xml:space="preserve">Nested framework and few-cluster inference: Plot-level analyses followed a nested hierarchical framework (M0: domain; M1: + static structure and spectral state; M2: + structural dynamics) fitted over a common sample (n = 644 alpha plots, 579 beta plots). We did not include productivity as a plot-level block. The satellite GPP products carry essentially no plot-scale variation (ICC ≈ 0.92), and diagnostic runs that forced GPP into the plot model yielded a non-robust increment and a suppression pattern between the two satellite products (Section 3.5). Productivity–diversity relationships were therefore analysed at the site scale (site-mean diversity versus tower, PML, and MODIS GPP, with linear and quadratic terms to test the shape of the relationship). Because inference rested on 26 site clusters, a regime in which asymptotic cluster-robust standard errors are anticonservative, block-level significance was assessed primarily with restricted wild cluster bootstrap tests (Rademacher weights, 999 replicates) of the null that the added block’s coefficients were jointly zero. Asymptotic cluster-robust Wald tests, likelihood-ratio tests, and AIC are reported as secondary summaries. Both sequential partial R² and blockwise semi-partial (unique) R² are reported and labelled explicitly.</w:t>
+        <w:t xml:space="preserve">Nested framework and few-cluster inference: Plot-level analyses followed a nested hierarchical framework (M0: domain; M1: + static structure and spectral state; M2: + structural dynamics) fitted over a common sample (n = 644 alpha plots, 579 beta plots). We did not include productivity as a plot-level block. The satellite GPP products carry essentially no plot-scale variation (ICC ≈ 0.92), and diagnostic runs that forced GPP into the plot model yielded a non-robust increment and a suppression pattern between the two satellite products (Section 3.5). Productivity–diversity relationships were therefore analysed at the site scale (site-mean diversity versus tower and PML-V2 GPP, with linear and quadratic terms to test the shape of the relationship). Because inference rested on 26 site clusters, a regime in which asymptotic cluster-robust standard errors are anticonservative, block-level significance was assessed primarily with restricted wild cluster bootstrap tests (Rademacher weights, 999 replicates) of the null that the added block’s coefficients were jointly zero. Asymptotic cluster-robust Wald tests, likelihood-ratio tests, and AIC are reported as secondary summaries. Both sequential partial R² and blockwise semi-partial (unique) R² are reported and labelled explicitly.</w:t>
       </w:r>
     </w:p>
     <w:p>
@@ -340,7 +340,7 @@
         <w:pStyle w:val="BodyText"/>
       </w:pPr>
       <w:r>
-        <w:t xml:space="preserve">Context dependence (O4): We evaluated interactions between each retained framework predictor and (i) disturbance severity and recency, (ii) surrounding land-use metrics, and (iii) stand age (168 interaction terms in total), fitted with site-clustered errors and FDR-corrected within family. The screen was treated as exploratory except for coherent patterns, which we probed with simple slopes at ±1 SD of the moderator. Compositional disturbance effects were additionally evaluated with the BACI design. All analyses were implemented in Python 3.13 (pandas, numpy, scipy, statsmodels) together with Google Earth Engine.</w:t>
+        <w:t xml:space="preserve">Context dependence (O4): We evaluated interactions between each retained framework predictor and (i) disturbance severity and recency, (ii) surrounding land-use metrics, and (iii) stand age (144 interaction terms in total), fitted with site-clustered errors and FDR-corrected within family. The screen was treated as exploratory except for coherent patterns, which we probed with simple slopes at ±1 SD of the moderator. Compositional disturbance effects were additionally evaluated with the BACI design. All analyses were implemented in Python 3.13 (pandas, numpy, scipy, statsmodels) together with Google Earth Engine.</w:t>
       </w:r>
     </w:p>
     <w:bookmarkEnd w:id="16"/>
@@ -492,15 +492,15 @@
         <w:pStyle w:val="FirstParagraph"/>
       </w:pPr>
       <w:r>
-        <w:t xml:space="preserve">At the site level, the species–energy relationship was clear. Tower GPP was positively and monotonically related to site-mean alpha diversity across the 22 tower sites (Hill q1: r = +0.59, p = 0.004; Hill q2: r = +0.57, p = 0.006), with no evidence of a hump (quadratic p = 0.87) (Figure 5a). The satellite products agreed: site-mean PML-V2 and MODIS GPP were both positively related to site-mean diversity (PML r = +0.50, p = 0.009; MODIS r = +0.60, p = 0.001), tracked the tower closely (r = +0.86 and +0.85, respectively), and showed the same monotonic, hump-free increase (Figure 5b, c). GPP also retained a positive association with alpha diversity after replacing domain fixed effects with mean annual temperature and precipitation (Table S5), indicating that the relationship is not a pure climate signal.</w:t>
-      </w:r>
-    </w:p>
-    <w:p>
-      <w:pPr>
-        <w:pStyle w:val="BodyText"/>
-      </w:pPr>
-      <w:r>
-        <w:t xml:space="preserve">The plot-level diagnostic confirmed why productivity belongs at the site scale. Forced into the plot-level model, the productivity block added little (ΔR² = 0.003–0.012, all p &gt; 0.18 with PML V2.2a), and its only non-trivial component, for turnover, was consistent with statistical suppression: MODIS and PML took opposing signs with inflated magnitudes when entered jointly (MODIS β = −0.23, p = 0.054; PML β = +0.37, p = 0.040) despite being correlated at r = 0.87, whereas neither was associated with turnover on its own (MODIS β = −0.03, p = 0.85; PML β = +0.27, p = 0.15; all coefficients fully standardized) (Table S7). These opposing product-specific coefficients preclude a directional ecological interpretation. We therefore analyse productivity only at the site scale, and we regard the grain difference as part of the ecological signal rather than a data limitation: canopy structure and its dynamics inform diversity at the plot grain, whereas, in our data, the productivity signal operated primarily at the site grain.</w:t>
+        <w:t xml:space="preserve">At the site level, the species–energy relationship was clear. Tower GPP was positively and monotonically related to site-mean alpha diversity across the 22 tower sites (Hill q1: r = +0.59, p = 0.004; Hill q2: r = +0.57, p = 0.006), with no evidence of a hump (quadratic p = 0.87) (Figure 5a). The satellite product agreed: site-mean PML-V2 GPP was positively related to site-mean diversity (r = +0.50, p = 0.009), tracked the tower closely (r = +0.86), and showed the same monotonic, hump-free increase (Figure 5b). The alternative MOD17 product, not carried into the models, gives the same picture (r = +0.60 with diversity, r = +0.85 with the tower; Table S9). GPP also retained a positive association with alpha diversity after replacing domain fixed effects with mean annual temperature and precipitation (Table S5), indicating that the relationship is not a pure climate signal.</w:t>
+      </w:r>
+    </w:p>
+    <w:p>
+      <w:pPr>
+        <w:pStyle w:val="BodyText"/>
+      </w:pPr>
+      <w:r>
+        <w:t xml:space="preserve">The plot-level diagnostic confirmed why productivity belongs at the site scale. Forced into the plot-level model, PML-V2 GPP added little beyond canopy state and dynamics: ΔR² = 0.003 for alpha diversity (β = +0.15, p = 0.056) and ΔR² = 0.011 for turnover (β = +0.27, p = 0.15), neither reaching significance (Table S7). Entering both satellite products together, as an earlier version of this framework did, produced a suppression artifact rather than added information — with r = 0.87 between them their joint coefficients took opposing, inflated values — which is a further reason to carry a single product. We therefore analyse productivity only at the site scale, and we regard the grain difference as part of the ecological signal rather than a data limitation: canopy structure and its dynamics inform diversity at the plot grain, whereas, in our data, the productivity signal operated primarily at the site grain.</w:t>
       </w:r>
     </w:p>
     <w:bookmarkEnd w:id="22"/>
@@ -518,15 +518,15 @@
         <w:pStyle w:val="FirstParagraph"/>
       </w:pPr>
       <w:r>
-        <w:t xml:space="preserve">Across three context families (stand age, disturbance, land use), the interaction screen (168 terms) identified seven terms surviving FDR correction (four disturbance, three land use) (Figure 6a). We treat the two coherent patterns below as interpretable and the remainder as exploratory.</w:t>
-      </w:r>
-    </w:p>
-    <w:p>
-      <w:pPr>
-        <w:pStyle w:val="BodyText"/>
-      </w:pPr>
-      <w:r>
-        <w:t xml:space="preserve">First, the productivity–diversity association was descriptively steeper in older stands; simple slopes of MODIS GPP on Hill q1 rose from +0.17 (p = 0.13) at −1 SD stand age to +0.27 (p = 0.01) at the mean and +0.38 (p = 0.007) at +1 SD (Figure 6b). However, the formal GPP × stand-age interaction did not survive FDR correction (MODIS q = 0.26; PML q = 0.35). We therefore report age dependence of the productivity signal as suggestive rather than statistically supported. Second, the structure–diversity association weakened with disturbance. The leaf-area × severity interaction was negative for alpha diversity (q = 0.004), and disturbance recency additionally moderated the productivity signal (MODIS × recency q = 0.005). The VCI–diversity simple slope remained positive at all disturbance levels but declined from +0.39 (p = 9 × 10⁻⁷) in the least-disturbed plots to +0.21 (p = 1 × 10⁻⁴) in the most-disturbed (Figure 6c). Among land-use interactions, spectral-by-land-use terms on turnover survived correction (EVI × forest fraction q = 4 × 10⁻⁵; EVI × edge density q = 0.002; EVI × land-cover diversity q = 0.009) and are reported as exploratory. Direct land-use effects were weak and non-significant (edge density β = −0.09, p = 0.10; forest fraction β = +0.06, p = 0.22). Last, in the BACI analysis, the treatment × post-disturbance interaction estimated a decline of approximately one species (ΔRichness β = −1.05, p = 0.069; n = 79 impact and 215 control plots), whereas abundance-weighted diversity was unchanged (p = 0.81), consistent with losses concentrated among rare species.</w:t>
+        <w:t xml:space="preserve">Across three context families (stand age, disturbance, land use), the interaction screen (144 terms) identified five terms surviving FDR correction (two disturbance, three land use) (Figure 6a). We treat the two coherent patterns below as interpretable and the remainder as exploratory.</w:t>
+      </w:r>
+    </w:p>
+    <w:p>
+      <w:pPr>
+        <w:pStyle w:val="BodyText"/>
+      </w:pPr>
+      <w:r>
+        <w:t xml:space="preserve">First, the productivity–diversity association was directionally steeper in older stands; simple slopes of PML-V2 GPP on Hill q1 rose from +0.04 (p = 0.67) at −1 SD stand age to +0.12 (p = 0.19) at the mean and +0.20 (p = 0.06) at +1 SD (Figure 6b). No simple slope reached significance and the GPP × stand-age interaction did not survive FDR correction, so we report age dependence of the productivity signal as directionally consistent but unsupported. Second, the structure–diversity association weakened with disturbance: the leaf-area × severity interaction was negative for both alpha metrics (q = 0.004). The VCI–diversity simple slope remained positive at all disturbance levels but declined from +0.39 (p = 9 × 10⁻⁷) in the least-disturbed plots to +0.21 (p = 1 × 10⁻⁴) in the most-disturbed (Figure 6c). Among land-use interactions, spectral-by-land-use terms on turnover survived correction (EVI × forest fraction q = 4 × 10⁻⁵; EVI × edge density q = 0.002; EVI × land-cover diversity q = 0.009) and are reported as exploratory. Direct land-use effects were weak and non-significant (edge density β = −0.09, p = 0.10; forest fraction β = +0.06, p = 0.22). Last, in the BACI analysis, the treatment × post-disturbance interaction estimated a decline of approximately one species (ΔRichness β = −1.05, p = 0.069; n = 79 impact and 215 control plots), whereas abundance-weighted diversity was unchanged (p = 0.81), consistent with losses concentrated among rare species.</w:t>
       </w:r>
     </w:p>
     <w:bookmarkEnd w:id="23"/>
@@ -680,7 +680,7 @@
         <w:pStyle w:val="FirstParagraph"/>
       </w:pPr>
       <w:r>
-        <w:t xml:space="preserve">Because we deliberately avoided greenness as a productivity proxy, the productivity results speak to energy availability rather than canopy density. All three independent GPP estimates showed positive species–energy relationships, and the tower relationship was clear (r = +0.59, n = 22), anchored at the low end by the boreal Alaska towers. The relationship was monotonic, with no evidence of a unimodal hump in either MODIS or tower data. This distinction suggests that hump-shaped relationships reported from greenness proxies need not reflect the response of diversity to realized carbon uptake itself. Two scale considerations bound this conclusion. First, the satellite GPP products are effectively site-scale (ICC ≈ 0.92), so we report species–energy at the site level. Second, when productivity was forced into the plot-level model, its turnover component was an uninterpretable suppression artifact between the two satellite products, which is itself the reason we keep productivity at the site scale. We frame realized productivity as an energy-based corroboration of a monotonic species–energy pattern, distinct from the canopy-structure signal that dominates local diversity.</w:t>
+        <w:t xml:space="preserve">Because we deliberately avoided greenness as a productivity proxy, the productivity results speak to energy availability rather than canopy density. All three independent GPP estimates showed positive species–energy relationships, and the tower relationship was clear (r = +0.59, n = 22), anchored at the low end by the boreal Alaska towers. The relationship was monotonic, with no evidence of a unimodal hump in either the tower or the satellite data. This distinction suggests that hump-shaped relationships reported from greenness proxies need not reflect the response of diversity to realized carbon uptake itself. Two scale considerations bound this conclusion. First, the satellite GPP products are effectively site-scale (ICC ≈ 0.92), so we report species–energy at the site level. Second, when productivity was forced into the plot-level model, its turnover component was an uninterpretable suppression artifact between the two satellite products, which is itself the reason we keep productivity at the site scale. We frame realized productivity as an energy-based corroboration of a monotonic species–energy pattern, distinct from the canopy-structure signal that dominates local diversity.</w:t>
       </w:r>
     </w:p>
     <w:bookmarkEnd w:id="28"/>
@@ -849,7 +849,7 @@
         <w:t xml:space="preserve"> </w:t>
       </w:r>
       <w:r>
-        <w:t xml:space="preserve">Site-level species–energy relationship. Site-mean Hill q1 versus (a) eddy-covariance tower GPP (22 sites), (b) PML-V2 GPP, and (c) MODIS GPP (all 26 sites). All three relationships are monotonic with no quadratic (hump) support, and both satellite products track the tower closely (r = +0.86 and +0.85).</w:t>
+        <w:t xml:space="preserve">Site-level species–energy relationship. Site-mean Hill q1 versus (a) eddy-covariance tower GPP (22 sites) and (b) PML-V2 GPP (all 26 sites). Both relationships are monotonic with no quadratic (hump) support, and the satellite product tracks the tower closely (r = +0.86).</w:t>
       </w:r>
     </w:p>
     <w:p>
@@ -867,7 +867,7 @@
         <w:t xml:space="preserve"> </w:t>
       </w:r>
       <w:r>
-        <w:t xml:space="preserve">Context moderation. (a) All seven interaction terms surviving FDR correction (q = Benjamini–Hochberg-adjusted p) in the 168-term screen; points give the standardized interaction β with Wald 95% confidence intervals (derived from each term’s site-clustered test statistic); colour = context family. (b) Simple slopes (± 95% CI) of MODIS GPP on Hill q1 at −1 SD, mean, and +1 SD stand age; the formal interaction does not survive FDR (q = 0.26) and is reported as suggestive. (c) Simple slopes of VCI on Hill q1 by disturbance severity. Asterisks: p &lt; 0.05.</w:t>
+        <w:t xml:space="preserve">Context moderation. (a) All five interaction terms surviving FDR correction (q = Benjamini–Hochberg-adjusted p) in the 144-term screen; points give the standardized interaction β with Wald 95% confidence intervals (derived from each term’s site-clustered test statistic); colour = context family. (b) Simple slopes (± 95% CI) of PML-V2 GPP on Hill q1 at −1 SD, mean, and +1 SD stand age; no slope is significant and the interaction does not survive FDR. (c) Simple slopes of VCI on Hill q1 by disturbance severity. Asterisks: p &lt; 0.05.</w:t>
       </w:r>
     </w:p>
     <w:p>

--- a/NEON_v2/papers/UNIFIED/MANUSCRIPT_v4_final.docx
+++ b/NEON_v2/papers/UNIFIED/MANUSCRIPT_v4_final.docx
@@ -228,7 +228,7 @@
         <w:pStyle w:val="BodyText"/>
       </w:pPr>
       <w:r>
-        <w:t xml:space="preserve">Ecosystem productivity: We used independent estimates of gross primary productivity (GPP) rather than vegetation greenness. The satellite product carried through the analyses is Penman–Monteith–Leuning PML-V2 GPP (V2.2a; 8-day, 500 m), extracted at plot coordinates via Google Earth Engine as the full 2000–2024 annual series and summarized as the multi-year mean, interannual trend, and SD. MODIS MOD17 GPP (MOD17A3HGF, Collection 6.1; 500 m) was also extracted, but only one satellite product is retained in the models: the two are near-identical at plot level (r = 0.87), so including both induces collinearity without adding information. PML-V2 was chosen a priori because it is calibrated against eddy-covariance flux observations — the same measurement our gold standard rests on — whereas the MOD17 light-use-efficiency formulation is driven by fPAR, a greenness-derived quantity that this study deliberately avoids. MOD17 is reported as a cross-check in the Supplement (Table S9). The third is directly measured eddy-covariance GPP from NEON flux towers (AmeriFlux FLUXNET-1F, variable GPP_NT_VUT_REF), available as a site-level multi-year mean for 22 of the 26 sites (LENO, ORNL, SOAP, and TEAK lacked a processed record). No imputation was performed. The boreal Alaska towers extend the tower-GPP gradient down to ~380–540 gC m⁻² yr⁻¹, roughly a quarter of the most productive temperate sites (~2,350 gC m⁻² yr⁻¹).</w:t>
+        <w:t xml:space="preserve">Ecosystem productivity: We used independent estimates of gross primary productivity (GPP) rather than vegetation greenness. The satellite product carried through the analyses is Penman–Monteith–Leuning PML-V2 GPP (V2.2a; 8-day, 500 m), extracted at plot coordinates via Google Earth Engine as the full 2000–2024 annual series and summarized as the multi-year mean, interannual trend, and SD. PML-V2 was chosen because it is calibrated against eddy-covariance flux observations, the same measurement our gold standard rests on, and because its water–carbon formulation does not reduce to a greenness index. The alternative MODIS MOD17 product is reported as a cross-check in the Supplement (Table S9). The third is directly measured eddy-covariance GPP from NEON flux towers (AmeriFlux FLUXNET-1F, variable GPP_NT_VUT_REF), available as a site-level multi-year mean for 22 of the 26 sites (LENO, ORNL, SOAP, and TEAK lacked a processed record). No imputation was performed. The boreal Alaska towers extend the tower-GPP gradient down to ~380–540 gC m⁻² yr⁻¹, roughly a quarter of the most productive temperate sites (~2,350 gC m⁻² yr⁻¹).</w:t>
       </w:r>
     </w:p>
     <w:bookmarkEnd w:id="14"/>
@@ -316,7 +316,7 @@
         <w:pStyle w:val="BodyText"/>
       </w:pPr>
       <w:r>
-        <w:t xml:space="preserve">Nested framework and few-cluster inference: Plot-level analyses followed a nested hierarchical framework (M0: domain; M1: + static structure and spectral state; M2: + structural dynamics) fitted over a common sample (n = 644 alpha plots, 579 beta plots). We did not include productivity as a plot-level block. The satellite GPP products carry essentially no plot-scale variation (ICC ≈ 0.92), and diagnostic runs that forced GPP into the plot model yielded a non-robust increment and a suppression pattern between the two satellite products (Section 3.5). Productivity–diversity relationships were therefore analysed at the site scale (site-mean diversity versus tower and PML-V2 GPP, with linear and quadratic terms to test the shape of the relationship). Because inference rested on 26 site clusters, a regime in which asymptotic cluster-robust standard errors are anticonservative, block-level significance was assessed primarily with restricted wild cluster bootstrap tests (Rademacher weights, 999 replicates) of the null that the added block’s coefficients were jointly zero. Asymptotic cluster-robust Wald tests, likelihood-ratio tests, and AIC are reported as secondary summaries. Both sequential partial R² and blockwise semi-partial (unique) R² are reported and labelled explicitly.</w:t>
+        <w:t xml:space="preserve">Nested framework and few-cluster inference: Plot-level analyses followed a nested hierarchical framework (M0: domain; M1: + static structure and spectral state; M2: + structural dynamics) fitted over a common sample (n = 644 alpha plots, 579 beta plots). We did not include productivity as a plot-level block. The satellite GPP products carry essentially no plot-scale variation (ICC ≈ 0.92), and diagnostic runs that forced GPP into the plot model yielded no robust increment (Section 3.5). Productivity–diversity relationships were therefore analysed at the site scale (site-mean diversity versus tower and PML-V2 GPP, with linear and quadratic terms to test the shape of the relationship). Because inference rested on 26 site clusters, a regime in which asymptotic cluster-robust standard errors are anticonservative, block-level significance was assessed primarily with restricted wild cluster bootstrap tests (Rademacher weights, 999 replicates) of the null that the added block’s coefficients were jointly zero. Asymptotic cluster-robust Wald tests, likelihood-ratio tests, and AIC are reported as secondary summaries. Both sequential partial R² and blockwise semi-partial (unique) R² are reported and labelled explicitly.</w:t>
       </w:r>
     </w:p>
     <w:p>
@@ -500,7 +500,7 @@
         <w:pStyle w:val="BodyText"/>
       </w:pPr>
       <w:r>
-        <w:t xml:space="preserve">The plot-level diagnostic confirmed why productivity belongs at the site scale. Forced into the plot-level model, PML-V2 GPP added little beyond canopy state and dynamics: ΔR² = 0.003 for alpha diversity (β = +0.15, p = 0.056) and ΔR² = 0.011 for turnover (β = +0.27, p = 0.15), neither reaching significance (Table S7). Entering both satellite products together, as an earlier version of this framework did, produced a suppression artifact rather than added information — with r = 0.87 between them their joint coefficients took opposing, inflated values — which is a further reason to carry a single product. We therefore analyse productivity only at the site scale, and we regard the grain difference as part of the ecological signal rather than a data limitation: canopy structure and its dynamics inform diversity at the plot grain, whereas, in our data, the productivity signal operated primarily at the site grain.</w:t>
+        <w:t xml:space="preserve">The plot-level diagnostic confirmed why productivity belongs at the site scale. Forced into the plot-level model, PML-V2 GPP added little beyond canopy state and dynamics: ΔR² = 0.003 for alpha diversity (β = +0.15, p = 0.056) and ΔR² = 0.011 for turnover (β = +0.27, p = 0.15), neither reaching significance (Table S7). Productivity is therefore reported at the site scale, where its diversity signal is clear. We therefore analyse productivity only at the site scale, and we regard the grain difference as part of the ecological signal rather than a data limitation: canopy structure and its dynamics inform diversity at the plot grain, whereas, in our data, the productivity signal operated primarily at the site grain.</w:t>
       </w:r>
     </w:p>
     <w:bookmarkEnd w:id="22"/>
@@ -680,7 +680,7 @@
         <w:pStyle w:val="FirstParagraph"/>
       </w:pPr>
       <w:r>
-        <w:t xml:space="preserve">Because we deliberately avoided greenness as a productivity proxy, the productivity results speak to energy availability rather than canopy density. All three independent GPP estimates showed positive species–energy relationships, and the tower relationship was clear (r = +0.59, n = 22), anchored at the low end by the boreal Alaska towers. The relationship was monotonic, with no evidence of a unimodal hump in either the tower or the satellite data. This distinction suggests that hump-shaped relationships reported from greenness proxies need not reflect the response of diversity to realized carbon uptake itself. Two scale considerations bound this conclusion. First, the satellite GPP products are effectively site-scale (ICC ≈ 0.92), so we report species–energy at the site level. Second, when productivity was forced into the plot-level model, its turnover component was an uninterpretable suppression artifact between the two satellite products, which is itself the reason we keep productivity at the site scale. We frame realized productivity as an energy-based corroboration of a monotonic species–energy pattern, distinct from the canopy-structure signal that dominates local diversity.</w:t>
+        <w:t xml:space="preserve">Because we deliberately avoided greenness as a productivity proxy, the productivity results speak to energy availability rather than canopy density. All three independent GPP estimates showed positive species–energy relationships, and the tower relationship was clear (r = +0.59, n = 22), anchored at the low end by the boreal Alaska towers. The relationship was monotonic, with no evidence of a unimodal hump in either the tower or the satellite data. This distinction suggests that hump-shaped relationships reported from greenness proxies need not reflect the response of diversity to realized carbon uptake itself. Two scale considerations bound this conclusion. First, the satellite GPP products are effectively site-scale (ICC ≈ 0.92), so we report species–energy at the site level. Second, forcing productivity into the plot-level model adds nothing robust, which is itself the reason we keep it at the site scale. We frame realized productivity as an energy-based corroboration of a monotonic species–energy pattern, distinct from the canopy-structure signal that dominates local diversity.</w:t>
       </w:r>
     </w:p>
     <w:bookmarkEnd w:id="28"/>

--- a/NEON_v2/papers/UNIFIED/MANUSCRIPT_v4_final.docx
+++ b/NEON_v2/papers/UNIFIED/MANUSCRIPT_v4_final.docx
@@ -300,15 +300,15 @@
         <w:pStyle w:val="FirstParagraph"/>
       </w:pPr>
       <w:r>
-        <w:t xml:space="preserve">All continuous predictors were standardized (z-scores). Before model fitting, we examined pairwise correlations and variance inflation factors (VIF) and removed predictors iteratively until all retained variables had VIF &lt; 5 (maximum 4.0). This screening retained four static structural metrics (rugosity, vertical CV, vertical complexity index, and leaf-area index), one spectral index (EVI), and seven structural-trend metrics. Canopy height, although ecologically central, was strongly collinear with rugosity (r = 0.80) and was dropped; adding it to the full model did not improve fit (ΔAIC = +1.3, ΔR² &lt; 0.001).</w:t>
-      </w:r>
-    </w:p>
-    <w:p>
-      <w:pPr>
-        <w:pStyle w:val="BodyText"/>
-      </w:pPr>
-      <w:r>
-        <w:t xml:space="preserve">Relationships were estimated with linear models that included NEON domain as a fixed effect, separating broad biogeographic differences from within-domain ecological relationships, with standard errors clustered by site (26 clusters). A site random intercept was initially specified, but its variance collapsed to approximately zero after inclusion of domain fixed effects, and fixed-effect estimates were closely similar between the singular mixed model and the clustered linear model (mean absolute difference in standardized coefficients = 0.03); we therefore report the clustered model. Hill numbers were log-transformed to restore homoscedasticity; the beta components were analyzed with heteroscedasticity-consistent clustered errors, and beta-regression checks gave identical conclusions (Table S2). Residual spatial autocorrelation was evaluated with Moran’s I (k = 8 nearest neighbours), and models with a smooth spatial trend were fitted as sensitivity analyses. Benjamini–Hochberg false-discovery-rate correction was applied within each family of interaction tests.</w:t>
+        <w:t xml:space="preserve">All continuous predictors were standardized (z-scores). Before model fitting, we examined pairwise correlations and variance inflation factors (VIF) and removed predictors iteratively until all retained variables had VIF &lt; 5 (maximum 4.1, for leaf-area index). This screening retained four static structural metrics (rugosity, vertical CV, vertical complexity index, and leaf-area index), one spectral index (EVI), and seven structural-trend metrics. Canopy height, although ecologically central, was strongly collinear with rugosity (r = 0.80) and was dropped; adding it to the full model did not improve fit (ΔAIC = +1.3, ΔR² &lt; 0.001).</w:t>
+      </w:r>
+    </w:p>
+    <w:p>
+      <w:pPr>
+        <w:pStyle w:val="BodyText"/>
+      </w:pPr>
+      <w:r>
+        <w:t xml:space="preserve">Relationships were estimated with linear models that included NEON domain as a fixed effect, separating broad biogeographic differences from within-domain ecological relationships, with standard errors clustered by site (26 clusters). A site random intercept was initially specified, but its variance collapsed to approximately zero after inclusion of domain fixed effects, and fixed-effect estimates were closely similar between the singular mixed model and the clustered linear model (mean absolute difference in standardized coefficients = 0.03); we therefore report the clustered model. Hill numbers were log-transformed: on the raw scale residuals were strongly right-skewed (skew +0.90 and +1.05) and non-normal, and the log scale removed the skew (−0.12 and +0.03) and restored approximate normality (Shapiro–Wilk p = 0.22 for Hill q1, p = 0.10 for Hill q2). Residuals remained heteroscedastic on either scale (Breusch–Pagan p ≤ 0.011), and the beta components are bounded and skewed by construction, so all inference uses heteroscedasticity-consistent, site-clustered standard errors; beta-regression checks on the bounded components gave identical conclusions (Tables S2, S10). Residual spatial autocorrelation was evaluated with Moran’s I (k = 8 nearest neighbours), and models with a smooth spatial trend were fitted as sensitivity analyses. Benjamini–Hochberg false-discovery-rate correction was applied within each family of interaction tests.</w:t>
       </w:r>
     </w:p>
     <w:p>
@@ -392,7 +392,7 @@
         <w:pStyle w:val="BodyText"/>
       </w:pPr>
       <w:r>
-        <w:t xml:space="preserve">The variance partition (semi-partial R²; Figure 3b) showed that each plot-level dimension retained information after mutual adjustment, and that the dominant source differed among diversity components. Static structure carried the largest unique share of alpha diversity (Hill q1 = 0.081; Hill q2 = 0.073). Structural dynamics accounted for the largest unique variance fraction for nestedness (0.056) and the second-largest for alpha. Under wild cluster bootstrap block tests, all three blocks were significant for alpha (structure p = 0.001; spectral p ≈ 0.008–0.009; dynamics p = 0.007–0.014), whereas no block reached significance for either beta component under this joint test (all p ≥ 0.10). For turnover, the unique fractions were all small (≤ 0.013) and largely shared, indicating that no single dimension carries much unique turnover information as predictor levels. Spectral greenness contributed a small but significant alpha signal (0.011–0.013) and essentially no unique beta information (turnover = 0.001; nestedness = 0.000). Residual spatial autocorrelation was detectable but modest (Moran’s I = 0.09–0.22, all p = 0.001), and block-level estimates were stable after including a smooth spatial trend.</w:t>
+        <w:t xml:space="preserve">The variance partition (semi-partial R²; Figure 3b) showed that each plot-level dimension retained information after mutual adjustment, and that the dominant source differed among diversity components. Static structure carried the largest unique share of alpha diversity (Hill q1 = 0.081; Hill q2 = 0.073). Structural dynamics accounted for the largest unique variance fraction for nestedness (0.056) and the second-largest for alpha. Under wild cluster bootstrap block tests, all three blocks were significant for alpha (structure p = 0.001; spectral p ≈ 0.008–0.009; dynamics p = 0.007–0.014), whereas no block reached significance for either beta component under this joint test (all p ≥ 0.10). For turnover, the unique fractions were all small (≤ 0.013) and largely shared, indicating that no single dimension carries much unique turnover information as predictor levels. Spectral greenness contributed a small but significant alpha signal (0.011–0.013) and essentially no unique beta information (turnover = 0.001; nestedness = 0.000). Residual spatial autocorrelation was detectable but modest (Moran’s I = 0.10 for nestedness to 0.26 for turnover, all p = 0.001), and block-level estimates were stable after including a smooth spatial trend.</w:t>
       </w:r>
     </w:p>
     <w:bookmarkEnd w:id="18"/>
